--- a/resume.docx
+++ b/resume.docx
@@ -46,24 +46,6 @@
           <w:szCs w:val="18"/>
         </w:rPr>
         <w:t xml:space="preserve">Las Vegas, NV</w:t>
-      </w:r>
-      <w:r>
-        <w:rPr>
-          <w:rFonts w:ascii="Calibri" w:cs="Calibri" w:eastAsia="Calibri" w:hAnsi="Calibri"/>
-          <w:color w:val="C9D0D9"/>
-          <w:sz w:val="18"/>
-          <w:szCs w:val="18"/>
-        </w:rPr>
-        <w:t xml:space="preserve">  |  </w:t>
-      </w:r>
-      <w:r>
-        <w:rPr>
-          <w:rFonts w:ascii="Calibri" w:cs="Calibri" w:eastAsia="Calibri" w:hAnsi="Calibri"/>
-          <w:color w:val="3D4652"/>
-          <w:sz w:val="18"/>
-          <w:szCs w:val="18"/>
-        </w:rPr>
-        <w:t xml:space="preserve">(725) 312-9517</w:t>
       </w:r>
       <w:r>
         <w:rPr>
